--- a/docs/evidence/review-packets/emse-submission-v1/manuscript-supplement-v1.docx
+++ b/docs/evidence/review-packets/emse-submission-v1/manuscript-supplement-v1.docx
@@ -2950,7 +2950,35 @@
     </w:p>
     <w:p>
       <w:r>
-        <w:t>The following materials are archived in the project repository and available as part of the manuscript evidence chain:</w:t>
+        <w:t>The following materials are publicly available as part of the manuscript evidence chain in the Quantyra Teaching Artifacts repository:</w:t>
+      </w:r>
+    </w:p>
+    <w:p>
+      <w:pPr>
+        <w:pStyle w:val="ListBullet"/>
+      </w:pPr>
+      <w:r>
+        <w:t xml:space="preserve">repository: </w:t>
+      </w:r>
+      <w:r>
+        <w:rPr>
+          <w:rFonts w:ascii="Consolas" w:hAnsi="Consolas"/>
+        </w:rPr>
+        <w:t>https://github.com/dfredriksen/quantyra-teaching-artifacts</w:t>
+      </w:r>
+    </w:p>
+    <w:p>
+      <w:pPr>
+        <w:pStyle w:val="ListBullet"/>
+      </w:pPr>
+      <w:r>
+        <w:t xml:space="preserve">fixed paper-support release: </w:t>
+      </w:r>
+      <w:r>
+        <w:rPr>
+          <w:rFonts w:ascii="Consolas" w:hAnsi="Consolas"/>
+        </w:rPr>
+        <w:t>https://github.com/dfredriksen/quantyra-teaching-artifacts/releases/tag/v1.0.1</w:t>
       </w:r>
     </w:p>
     <w:p>
@@ -3003,7 +3031,7 @@
     </w:p>
     <w:p>
       <w:r>
-        <w:t>The separate EMSE title-page declarations currently state that the archived materials are maintained in a project repository that is not presently released as a public dataset because it includes operational materials and review artifacts, but editor and reviewer access can be provided on reasonable request.</w:t>
+        <w:t>The separate EMSE title-page declarations now point directly to the same public repository and fixed release.</w:t>
       </w:r>
     </w:p>
     <w:sectPr>
